--- a/KnowledgeBase/Back-end/doc/環.docx
+++ b/KnowledgeBase/Back-end/doc/環.docx
@@ -4,259 +4,841 @@
   <w:body>
     <w:p>
       <w:pPr>
-        <w:rPr>
+        <w:widowControl/>
+        <w:spacing w:before="100" w:beforeAutospacing="1" w:after="100" w:afterAutospacing="1" w:line="240" w:lineRule="auto"/>
+        <w:outlineLvl w:val="2"/>
+        <w:rPr>
+          <w:rFonts w:ascii="新細明體" w:eastAsia="新細明體" w:hAnsi="新細明體" w:cs="新細明體"/>
           <w:b/>
           <w:bCs/>
-        </w:rPr>
-      </w:pPr>
-      <w:r>
-        <w:rPr>
+          <w:kern w:val="0"/>
+          <w:sz w:val="27"/>
+          <w:szCs w:val="27"/>
+          <w14:ligatures w14:val="none"/>
+        </w:rPr>
+      </w:pPr>
+      <w:r>
+        <w:rPr>
+          <w:rFonts w:ascii="新細明體" w:eastAsia="新細明體" w:hAnsi="新細明體" w:cs="新細明體"/>
           <w:b/>
           <w:bCs/>
-        </w:rPr>
-        <w:t>環</w:t>
-      </w:r>
-      <w:r>
-        <w:rPr>
+          <w:kern w:val="0"/>
+          <w:sz w:val="27"/>
+          <w:szCs w:val="27"/>
+          <w14:ligatures w14:val="none"/>
+        </w:rPr>
+        <w:t>環 - 沙灘排球運動員簡介</w:t>
+      </w:r>
+    </w:p>
+    <w:p>
+      <w:pPr>
+        <w:widowControl/>
+        <w:spacing w:before="100" w:beforeAutospacing="1" w:after="100" w:afterAutospacing="1" w:line="240" w:lineRule="auto"/>
+        <w:outlineLvl w:val="3"/>
+        <w:rPr>
+          <w:rFonts w:ascii="新細明體" w:eastAsia="新細明體" w:hAnsi="新細明體" w:cs="新細明體"/>
           <w:b/>
           <w:bCs/>
-        </w:rPr>
-        <w:t>——</w:t>
-      </w:r>
-      <w:r>
-        <w:rPr>
+          <w:kern w:val="0"/>
+          <w14:ligatures w14:val="none"/>
+        </w:rPr>
+      </w:pPr>
+      <w:r>
+        <w:rPr>
+          <w:rFonts w:ascii="新細明體" w:eastAsia="新細明體" w:hAnsi="新細明體" w:cs="新細明體"/>
           <w:b/>
           <w:bCs/>
-        </w:rPr>
-        <w:t>雷鳴般的力量，炙熱如火的靈魂</w:t>
+          <w:kern w:val="0"/>
+          <w14:ligatures w14:val="none"/>
+        </w:rPr>
+        <w:t>基本資訊</w:t>
       </w:r>
     </w:p>
     <w:p>
-      <w:r>
-        <w:t>維納斯群島的沙灘上，一陣猛烈的扣殺聲響徹雲霄，伴隨著細沙飛濺，環站在場上，嘴角微微上揚，額頭的汗水閃爍著陽光的光輝。</w:t>
+      <w:pPr>
+        <w:widowControl/>
+        <w:numPr>
+          <w:ilvl w:val="0"/>
+          <w:numId w:val="1"/>
+        </w:numPr>
+        <w:spacing w:before="100" w:beforeAutospacing="1" w:after="100" w:afterAutospacing="1" w:line="240" w:lineRule="auto"/>
+        <w:rPr>
+          <w:rFonts w:ascii="新細明體" w:eastAsia="新細明體" w:hAnsi="新細明體" w:cs="新細明體"/>
+          <w:kern w:val="0"/>
+          <w14:ligatures w14:val="none"/>
+        </w:rPr>
+      </w:pPr>
+      <w:r>
+        <w:rPr>
+          <w:rFonts w:ascii="新細明體" w:eastAsia="新細明體" w:hAnsi="新細明體" w:cs="新細明體"/>
+          <w:b/>
+          <w:bCs/>
+          <w:kern w:val="0"/>
+          <w14:ligatures w14:val="none"/>
+        </w:rPr>
+        <w:t>姓名</w:t>
+      </w:r>
+      <w:r>
+        <w:rPr>
+          <w:rFonts w:ascii="新細明體" w:eastAsia="新細明體" w:hAnsi="新細明體" w:cs="新細明體"/>
+          <w:kern w:val="0"/>
+          <w14:ligatures w14:val="none"/>
+        </w:rPr>
+        <w:t>：環</w:t>
       </w:r>
     </w:p>
     <w:p>
-      <w:r>
-        <w:t>「再來！」她對著對手挑釁似地勾了勾手指。</w:t>
+      <w:pPr>
+        <w:widowControl/>
+        <w:numPr>
+          <w:ilvl w:val="0"/>
+          <w:numId w:val="1"/>
+        </w:numPr>
+        <w:spacing w:before="100" w:beforeAutospacing="1" w:after="100" w:afterAutospacing="1" w:line="240" w:lineRule="auto"/>
+        <w:rPr>
+          <w:rFonts w:ascii="新細明體" w:eastAsia="新細明體" w:hAnsi="新細明體" w:cs="新細明體"/>
+          <w:kern w:val="0"/>
+          <w14:ligatures w14:val="none"/>
+        </w:rPr>
+      </w:pPr>
+      <w:r>
+        <w:rPr>
+          <w:rFonts w:ascii="新細明體" w:eastAsia="新細明體" w:hAnsi="新細明體" w:cs="新細明體"/>
+          <w:b/>
+          <w:bCs/>
+          <w:kern w:val="0"/>
+          <w14:ligatures w14:val="none"/>
+        </w:rPr>
+        <w:t>背景</w:t>
+      </w:r>
+      <w:r>
+        <w:rPr>
+          <w:rFonts w:ascii="新細明體" w:eastAsia="新細明體" w:hAnsi="新細明體" w:cs="新細明體"/>
+          <w:kern w:val="0"/>
+          <w14:ligatures w14:val="none"/>
+        </w:rPr>
+        <w:t>：出生於武術世家，父親為空手道教練，母親為柔道冠軍</w:t>
       </w:r>
     </w:p>
     <w:p>
-      <w:r>
-        <w:t>環是個極具爆發力的選手，她的比賽風格如同雷鳴閃電，迅猛、直接、不留餘地。比起優雅細膩的技巧，她更享受每一次與對手正面交鋒的快感。對她來說，沙灘排球不是單純的運動，而是一場戰鬥，一場不容許退縮的對決。</w:t>
+      <w:pPr>
+        <w:widowControl/>
+        <w:numPr>
+          <w:ilvl w:val="0"/>
+          <w:numId w:val="1"/>
+        </w:numPr>
+        <w:spacing w:before="100" w:beforeAutospacing="1" w:after="100" w:afterAutospacing="1" w:line="240" w:lineRule="auto"/>
+        <w:rPr>
+          <w:rFonts w:ascii="新細明體" w:eastAsia="新細明體" w:hAnsi="新細明體" w:cs="新細明體"/>
+          <w:kern w:val="0"/>
+          <w14:ligatures w14:val="none"/>
+        </w:rPr>
+      </w:pPr>
+      <w:r>
+        <w:rPr>
+          <w:rFonts w:ascii="新細明體" w:eastAsia="新細明體" w:hAnsi="新細明體" w:cs="新細明體"/>
+          <w:b/>
+          <w:bCs/>
+          <w:kern w:val="0"/>
+          <w14:ligatures w14:val="none"/>
+        </w:rPr>
+        <w:t>興趣</w:t>
+      </w:r>
+      <w:r>
+        <w:rPr>
+          <w:rFonts w:ascii="新細明體" w:eastAsia="新細明體" w:hAnsi="新細明體" w:cs="新細明體"/>
+          <w:kern w:val="0"/>
+          <w14:ligatures w14:val="none"/>
+        </w:rPr>
+        <w:t>：沙灘排球、拳擊、田徑</w:t>
       </w:r>
     </w:p>
     <w:p>
       <w:pPr>
-        <w:rPr>
+        <w:widowControl/>
+        <w:numPr>
+          <w:ilvl w:val="0"/>
+          <w:numId w:val="1"/>
+        </w:numPr>
+        <w:spacing w:before="100" w:beforeAutospacing="1" w:after="100" w:afterAutospacing="1" w:line="240" w:lineRule="auto"/>
+        <w:rPr>
+          <w:rFonts w:ascii="新細明體" w:eastAsia="新細明體" w:hAnsi="新細明體" w:cs="新細明體"/>
+          <w:kern w:val="0"/>
+          <w14:ligatures w14:val="none"/>
+        </w:rPr>
+      </w:pPr>
+      <w:r>
+        <w:rPr>
+          <w:rFonts w:ascii="新細明體" w:eastAsia="新細明體" w:hAnsi="新細明體" w:cs="新細明體"/>
           <w:b/>
           <w:bCs/>
-        </w:rPr>
-      </w:pPr>
-      <w:r>
-        <w:rPr>
+          <w:kern w:val="0"/>
+          <w14:ligatures w14:val="none"/>
+        </w:rPr>
+        <w:t>性格特質</w:t>
+      </w:r>
+      <w:r>
+        <w:rPr>
+          <w:rFonts w:ascii="新細明體" w:eastAsia="新細明體" w:hAnsi="新細明體" w:cs="新細明體"/>
+          <w:kern w:val="0"/>
+          <w14:ligatures w14:val="none"/>
+        </w:rPr>
+        <w:t>：堅韌不拔、爆發力強、好勝心強</w:t>
+      </w:r>
+    </w:p>
+    <w:p>
+      <w:pPr>
+        <w:widowControl/>
+        <w:spacing w:before="100" w:beforeAutospacing="1" w:after="100" w:afterAutospacing="1" w:line="240" w:lineRule="auto"/>
+        <w:outlineLvl w:val="3"/>
+        <w:rPr>
+          <w:rFonts w:ascii="新細明體" w:eastAsia="新細明體" w:hAnsi="新細明體" w:cs="新細明體"/>
           <w:b/>
           <w:bCs/>
-        </w:rPr>
-        <w:t>從小鍛鍊出的鋼鐵意志</w:t>
+          <w:kern w:val="0"/>
+          <w14:ligatures w14:val="none"/>
+        </w:rPr>
+      </w:pPr>
+      <w:r>
+        <w:rPr>
+          <w:rFonts w:ascii="新細明體" w:eastAsia="新細明體" w:hAnsi="新細明體" w:cs="新細明體"/>
+          <w:b/>
+          <w:bCs/>
+          <w:kern w:val="0"/>
+          <w14:ligatures w14:val="none"/>
+        </w:rPr>
+        <w:t>成長背景</w:t>
       </w:r>
     </w:p>
     <w:p>
-      <w:r>
-        <w:t>環出生於一個武術世家，她的父親是著名的空手道教練，母親則是柔道冠軍。在這樣的家庭環境中，她自幼便接受嚴格的體能鍛鍊，並習得一身驚人的爆發力與耐力。</w:t>
+      <w:pPr>
+        <w:widowControl/>
+        <w:numPr>
+          <w:ilvl w:val="0"/>
+          <w:numId w:val="2"/>
+        </w:numPr>
+        <w:spacing w:before="100" w:beforeAutospacing="1" w:after="100" w:afterAutospacing="1" w:line="240" w:lineRule="auto"/>
+        <w:rPr>
+          <w:rFonts w:ascii="新細明體" w:eastAsia="新細明體" w:hAnsi="新細明體" w:cs="新細明體"/>
+          <w:kern w:val="0"/>
+          <w14:ligatures w14:val="none"/>
+        </w:rPr>
+      </w:pPr>
+      <w:r>
+        <w:rPr>
+          <w:rFonts w:ascii="新細明體" w:eastAsia="新細明體" w:hAnsi="新細明體" w:cs="新細明體"/>
+          <w:kern w:val="0"/>
+          <w14:ligatures w14:val="none"/>
+        </w:rPr>
+        <w:t>自幼接受嚴格的體能訓練，擁有極高的爆發力與耐力。</w:t>
       </w:r>
     </w:p>
     <w:p>
-      <w:r>
-        <w:t>小時候的環不喜歡被規範，她叛逆、倔強，總想找尋與家人不同的道路。她嘗試過拳擊、田徑，甚至街頭競技，但都無法真正讓她找到屬於自己的戰場。</w:t>
+      <w:pPr>
+        <w:widowControl/>
+        <w:numPr>
+          <w:ilvl w:val="0"/>
+          <w:numId w:val="2"/>
+        </w:numPr>
+        <w:spacing w:before="100" w:beforeAutospacing="1" w:after="100" w:afterAutospacing="1" w:line="240" w:lineRule="auto"/>
+        <w:rPr>
+          <w:rFonts w:ascii="新細明體" w:eastAsia="新細明體" w:hAnsi="新細明體" w:cs="新細明體"/>
+          <w:kern w:val="0"/>
+          <w14:ligatures w14:val="none"/>
+        </w:rPr>
+      </w:pPr>
+      <w:r>
+        <w:rPr>
+          <w:rFonts w:ascii="新細明體" w:eastAsia="新細明體" w:hAnsi="新細明體" w:cs="新細明體"/>
+          <w:kern w:val="0"/>
+          <w14:ligatures w14:val="none"/>
+        </w:rPr>
+        <w:t>曾嘗試拳擊、田徑、街頭競技，尋找適合自己的運動方向。</w:t>
       </w:r>
     </w:p>
     <w:p>
-      <w:r>
-        <w:t>直到某天，她偶然在海邊看到了一場沙灘排球比賽。</w:t>
+      <w:pPr>
+        <w:widowControl/>
+        <w:numPr>
+          <w:ilvl w:val="0"/>
+          <w:numId w:val="2"/>
+        </w:numPr>
+        <w:spacing w:before="100" w:beforeAutospacing="1" w:after="100" w:afterAutospacing="1" w:line="240" w:lineRule="auto"/>
+        <w:rPr>
+          <w:rFonts w:ascii="新細明體" w:eastAsia="新細明體" w:hAnsi="新細明體" w:cs="新細明體"/>
+          <w:kern w:val="0"/>
+          <w14:ligatures w14:val="none"/>
+        </w:rPr>
+      </w:pPr>
+      <w:r>
+        <w:rPr>
+          <w:rFonts w:ascii="新細明體" w:eastAsia="新細明體" w:hAnsi="新細明體" w:cs="新細明體"/>
+          <w:kern w:val="0"/>
+          <w14:ligatures w14:val="none"/>
+        </w:rPr>
+        <w:t>在一次海邊觀賞沙灘排球比賽後，對此運動產生濃厚興趣。</w:t>
       </w:r>
     </w:p>
     <w:p>
-      <w:r>
-        <w:t>那是一場激烈的對決，雙方選手在烈日下揮灑汗水，迅速來回移動，展現著令人驚嘆的爆發力與速度。比起室內排球，沙灘排球的自由度更高，每一個動作都必須即時反應、全力以赴。</w:t>
+      <w:pPr>
+        <w:widowControl/>
+        <w:spacing w:before="100" w:beforeAutospacing="1" w:after="100" w:afterAutospacing="1" w:line="240" w:lineRule="auto"/>
+        <w:outlineLvl w:val="3"/>
+        <w:rPr>
+          <w:rFonts w:ascii="新細明體" w:eastAsia="新細明體" w:hAnsi="新細明體" w:cs="新細明體"/>
+          <w:b/>
+          <w:bCs/>
+          <w:kern w:val="0"/>
+          <w14:ligatures w14:val="none"/>
+        </w:rPr>
+      </w:pPr>
+      <w:r>
+        <w:rPr>
+          <w:rFonts w:ascii="新細明體" w:eastAsia="新細明體" w:hAnsi="新細明體" w:cs="新細明體"/>
+          <w:b/>
+          <w:bCs/>
+          <w:kern w:val="0"/>
+          <w14:ligatures w14:val="none"/>
+        </w:rPr>
+        <w:t>接觸沙灘排球</w:t>
       </w:r>
     </w:p>
     <w:p>
-      <w:r>
-        <w:t>她的心跳加快了。</w:t>
+      <w:pPr>
+        <w:widowControl/>
+        <w:numPr>
+          <w:ilvl w:val="0"/>
+          <w:numId w:val="3"/>
+        </w:numPr>
+        <w:spacing w:before="100" w:beforeAutospacing="1" w:after="100" w:afterAutospacing="1" w:line="240" w:lineRule="auto"/>
+        <w:rPr>
+          <w:rFonts w:ascii="新細明體" w:eastAsia="新細明體" w:hAnsi="新細明體" w:cs="新細明體"/>
+          <w:kern w:val="0"/>
+          <w14:ligatures w14:val="none"/>
+        </w:rPr>
+      </w:pPr>
+      <w:r>
+        <w:rPr>
+          <w:rFonts w:ascii="新細明體" w:eastAsia="新細明體" w:hAnsi="新細明體" w:cs="新細明體"/>
+          <w:kern w:val="0"/>
+          <w14:ligatures w14:val="none"/>
+        </w:rPr>
+        <w:t>認為沙灘排球比室內排球更具自由度，符合自身的比賽風格。</w:t>
       </w:r>
     </w:p>
     <w:p>
-      <w:r>
-        <w:t>「這才是我想要的戰場！」</w:t>
+      <w:pPr>
+        <w:widowControl/>
+        <w:numPr>
+          <w:ilvl w:val="0"/>
+          <w:numId w:val="3"/>
+        </w:numPr>
+        <w:spacing w:before="100" w:beforeAutospacing="1" w:after="100" w:afterAutospacing="1" w:line="240" w:lineRule="auto"/>
+        <w:rPr>
+          <w:rFonts w:ascii="新細明體" w:eastAsia="新細明體" w:hAnsi="新細明體" w:cs="新細明體"/>
+          <w:kern w:val="0"/>
+          <w14:ligatures w14:val="none"/>
+        </w:rPr>
+      </w:pPr>
+      <w:r>
+        <w:rPr>
+          <w:rFonts w:ascii="新細明體" w:eastAsia="新細明體" w:hAnsi="新細明體" w:cs="新細明體"/>
+          <w:kern w:val="0"/>
+          <w14:ligatures w14:val="none"/>
+        </w:rPr>
+        <w:t>開始自我訓練，包括海岸跑步提升平衡感、沙包訓練增強扣殺力量。</w:t>
       </w:r>
     </w:p>
     <w:p>
       <w:pPr>
-        <w:rPr>
+        <w:widowControl/>
+        <w:numPr>
+          <w:ilvl w:val="0"/>
+          <w:numId w:val="3"/>
+        </w:numPr>
+        <w:spacing w:before="100" w:beforeAutospacing="1" w:after="100" w:afterAutospacing="1" w:line="240" w:lineRule="auto"/>
+        <w:rPr>
+          <w:rFonts w:ascii="新細明體" w:eastAsia="新細明體" w:hAnsi="新細明體" w:cs="新細明體"/>
+          <w:kern w:val="0"/>
+          <w14:ligatures w14:val="none"/>
+        </w:rPr>
+      </w:pPr>
+      <w:r>
+        <w:rPr>
+          <w:rFonts w:ascii="新細明體" w:eastAsia="新細明體" w:hAnsi="新細明體" w:cs="新細明體"/>
+          <w:kern w:val="0"/>
+          <w14:ligatures w14:val="none"/>
+        </w:rPr>
+        <w:t>早期因過度依賴力量導致比賽落敗，學習戰術運用與比賽策略。</w:t>
+      </w:r>
+    </w:p>
+    <w:p>
+      <w:pPr>
+        <w:widowControl/>
+        <w:spacing w:before="100" w:beforeAutospacing="1" w:after="100" w:afterAutospacing="1" w:line="240" w:lineRule="auto"/>
+        <w:outlineLvl w:val="3"/>
+        <w:rPr>
+          <w:rFonts w:ascii="新細明體" w:eastAsia="新細明體" w:hAnsi="新細明體" w:cs="新細明體"/>
           <w:b/>
           <w:bCs/>
-        </w:rPr>
-      </w:pPr>
-      <w:r>
-        <w:rPr>
+          <w:kern w:val="0"/>
+          <w14:ligatures w14:val="none"/>
+        </w:rPr>
+      </w:pPr>
+      <w:r>
+        <w:rPr>
+          <w:rFonts w:ascii="新細明體" w:eastAsia="新細明體" w:hAnsi="新細明體" w:cs="新細明體"/>
           <w:b/>
           <w:bCs/>
-        </w:rPr>
-        <w:t>征服沙灘</w:t>
-      </w:r>
-      <w:r>
-        <w:rPr>
+          <w:kern w:val="0"/>
+          <w14:ligatures w14:val="none"/>
+        </w:rPr>
+        <w:t>技術與比賽風格</w:t>
+      </w:r>
+    </w:p>
+    <w:p>
+      <w:pPr>
+        <w:widowControl/>
+        <w:numPr>
+          <w:ilvl w:val="0"/>
+          <w:numId w:val="4"/>
+        </w:numPr>
+        <w:spacing w:before="100" w:beforeAutospacing="1" w:after="100" w:afterAutospacing="1" w:line="240" w:lineRule="auto"/>
+        <w:rPr>
+          <w:rFonts w:ascii="新細明體" w:eastAsia="新細明體" w:hAnsi="新細明體" w:cs="新細明體"/>
+          <w:kern w:val="0"/>
+          <w14:ligatures w14:val="none"/>
+        </w:rPr>
+      </w:pPr>
+      <w:r>
+        <w:rPr>
+          <w:rFonts w:ascii="新細明體" w:eastAsia="新細明體" w:hAnsi="新細明體" w:cs="新細明體"/>
           <w:b/>
           <w:bCs/>
-        </w:rPr>
-        <w:t>——</w:t>
-      </w:r>
-      <w:r>
-        <w:rPr>
+          <w:kern w:val="0"/>
+          <w14:ligatures w14:val="none"/>
+        </w:rPr>
+        <w:t>戰術風格</w:t>
+      </w:r>
+      <w:r>
+        <w:rPr>
+          <w:rFonts w:ascii="新細明體" w:eastAsia="新細明體" w:hAnsi="新細明體" w:cs="新細明體"/>
+          <w:kern w:val="0"/>
+          <w14:ligatures w14:val="none"/>
+        </w:rPr>
+        <w:t>：高速進攻、力量型打法、強調身體對抗。</w:t>
+      </w:r>
+    </w:p>
+    <w:p>
+      <w:pPr>
+        <w:widowControl/>
+        <w:numPr>
+          <w:ilvl w:val="0"/>
+          <w:numId w:val="4"/>
+        </w:numPr>
+        <w:spacing w:before="100" w:beforeAutospacing="1" w:after="100" w:afterAutospacing="1" w:line="240" w:lineRule="auto"/>
+        <w:rPr>
+          <w:rFonts w:ascii="新細明體" w:eastAsia="新細明體" w:hAnsi="新細明體" w:cs="新細明體"/>
+          <w:kern w:val="0"/>
+          <w14:ligatures w14:val="none"/>
+        </w:rPr>
+      </w:pPr>
+      <w:r>
+        <w:rPr>
+          <w:rFonts w:ascii="新細明體" w:eastAsia="新細明體" w:hAnsi="新細明體" w:cs="新細明體"/>
           <w:b/>
           <w:bCs/>
-        </w:rPr>
-        <w:t>汗水與挑戰的交鋒</w:t>
+          <w:kern w:val="0"/>
+          <w14:ligatures w14:val="none"/>
+        </w:rPr>
+        <w:t>技術特色</w:t>
+      </w:r>
+      <w:r>
+        <w:rPr>
+          <w:rFonts w:ascii="新細明體" w:eastAsia="新細明體" w:hAnsi="新細明體" w:cs="新細明體"/>
+          <w:kern w:val="0"/>
+          <w14:ligatures w14:val="none"/>
+        </w:rPr>
+        <w:t>：</w:t>
       </w:r>
     </w:p>
     <w:p>
-      <w:r>
-        <w:t>環開始了她的沙灘排球生涯，這是一條充滿挑戰的道路。</w:t>
+      <w:pPr>
+        <w:widowControl/>
+        <w:numPr>
+          <w:ilvl w:val="1"/>
+          <w:numId w:val="4"/>
+        </w:numPr>
+        <w:spacing w:before="100" w:beforeAutospacing="1" w:after="100" w:afterAutospacing="1" w:line="240" w:lineRule="auto"/>
+        <w:rPr>
+          <w:rFonts w:ascii="新細明體" w:eastAsia="新細明體" w:hAnsi="新細明體" w:cs="新細明體"/>
+          <w:kern w:val="0"/>
+          <w14:ligatures w14:val="none"/>
+        </w:rPr>
+      </w:pPr>
+      <w:r>
+        <w:rPr>
+          <w:rFonts w:ascii="新細明體" w:eastAsia="新細明體" w:hAnsi="新細明體" w:cs="新細明體"/>
+          <w:b/>
+          <w:bCs/>
+          <w:kern w:val="0"/>
+          <w14:ligatures w14:val="none"/>
+        </w:rPr>
+        <w:t>扣殺</w:t>
+      </w:r>
+      <w:r>
+        <w:rPr>
+          <w:rFonts w:ascii="新細明體" w:eastAsia="新細明體" w:hAnsi="新細明體" w:cs="新細明體"/>
+          <w:kern w:val="0"/>
+          <w14:ligatures w14:val="none"/>
+        </w:rPr>
+        <w:t>：爆發力強，擅長正面進攻。</w:t>
       </w:r>
     </w:p>
     <w:p>
-      <w:r>
-        <w:t>她的訓練方式與常人不同，清晨她會沿著海岸奔跑，強化自己的腳力與平衡感；午後，她用沙包練習扣殺，確保自己的每一次攻擊都能擊穿對手的防線。</w:t>
+      <w:pPr>
+        <w:widowControl/>
+        <w:numPr>
+          <w:ilvl w:val="1"/>
+          <w:numId w:val="4"/>
+        </w:numPr>
+        <w:spacing w:before="100" w:beforeAutospacing="1" w:after="100" w:afterAutospacing="1" w:line="240" w:lineRule="auto"/>
+        <w:rPr>
+          <w:rFonts w:ascii="新細明體" w:eastAsia="新細明體" w:hAnsi="新細明體" w:cs="新細明體"/>
+          <w:kern w:val="0"/>
+          <w14:ligatures w14:val="none"/>
+        </w:rPr>
+      </w:pPr>
+      <w:r>
+        <w:rPr>
+          <w:rFonts w:ascii="新細明體" w:eastAsia="新細明體" w:hAnsi="新細明體" w:cs="新細明體"/>
+          <w:b/>
+          <w:bCs/>
+          <w:kern w:val="0"/>
+          <w14:ligatures w14:val="none"/>
+        </w:rPr>
+        <w:t>攔網</w:t>
+      </w:r>
+      <w:r>
+        <w:rPr>
+          <w:rFonts w:ascii="新細明體" w:eastAsia="新細明體" w:hAnsi="新細明體" w:cs="新細明體"/>
+          <w:kern w:val="0"/>
+          <w14:ligatures w14:val="none"/>
+        </w:rPr>
+        <w:t>：利用身體素質進行高效封鎖。</w:t>
       </w:r>
     </w:p>
     <w:p>
-      <w:r>
-        <w:t>然而，剛開始的她並不順利。</w:t>
+      <w:pPr>
+        <w:widowControl/>
+        <w:numPr>
+          <w:ilvl w:val="1"/>
+          <w:numId w:val="4"/>
+        </w:numPr>
+        <w:spacing w:before="100" w:beforeAutospacing="1" w:after="100" w:afterAutospacing="1" w:line="240" w:lineRule="auto"/>
+        <w:rPr>
+          <w:rFonts w:ascii="新細明體" w:eastAsia="新細明體" w:hAnsi="新細明體" w:cs="新細明體"/>
+          <w:kern w:val="0"/>
+          <w14:ligatures w14:val="none"/>
+        </w:rPr>
+      </w:pPr>
+      <w:r>
+        <w:rPr>
+          <w:rFonts w:ascii="新細明體" w:eastAsia="新細明體" w:hAnsi="新細明體" w:cs="新細明體"/>
+          <w:b/>
+          <w:bCs/>
+          <w:kern w:val="0"/>
+          <w14:ligatures w14:val="none"/>
+        </w:rPr>
+        <w:t>防守</w:t>
+      </w:r>
+      <w:r>
+        <w:rPr>
+          <w:rFonts w:ascii="新細明體" w:eastAsia="新細明體" w:hAnsi="新細明體" w:cs="新細明體"/>
+          <w:kern w:val="0"/>
+          <w14:ligatures w14:val="none"/>
+        </w:rPr>
+        <w:t>：依賴反應速度，強調快速回擊。</w:t>
       </w:r>
     </w:p>
     <w:p>
-      <w:r>
-        <w:t>由於過於依賴力量，她的比賽經常因為缺乏技巧而落敗。她的教練提醒她：「光有蠻力是不夠的，沙灘排球講求的是智慧與策略。」</w:t>
+      <w:pPr>
+        <w:widowControl/>
+        <w:spacing w:before="100" w:beforeAutospacing="1" w:after="100" w:afterAutospacing="1" w:line="240" w:lineRule="auto"/>
+        <w:outlineLvl w:val="3"/>
+        <w:rPr>
+          <w:rFonts w:ascii="新細明體" w:eastAsia="新細明體" w:hAnsi="新細明體" w:cs="新細明體"/>
+          <w:b/>
+          <w:bCs/>
+          <w:kern w:val="0"/>
+          <w14:ligatures w14:val="none"/>
+        </w:rPr>
+      </w:pPr>
+      <w:r>
+        <w:rPr>
+          <w:rFonts w:ascii="新細明體" w:eastAsia="新細明體" w:hAnsi="新細明體" w:cs="新細明體"/>
+          <w:b/>
+          <w:bCs/>
+          <w:kern w:val="0"/>
+          <w14:ligatures w14:val="none"/>
+        </w:rPr>
+        <w:t>參與維納斯璀璨假期</w:t>
       </w:r>
     </w:p>
     <w:p>
-      <w:r>
-        <w:t>但環卻不服輸，她選擇了更艱苦的方式，透過不斷的比賽與對決來學習，磨練</w:t>
-      </w:r>
-      <w:r>
-        <w:lastRenderedPageBreak/>
-        <w:t>自己的戰術思維。</w:t>
+      <w:pPr>
+        <w:widowControl/>
+        <w:numPr>
+          <w:ilvl w:val="0"/>
+          <w:numId w:val="5"/>
+        </w:numPr>
+        <w:spacing w:before="100" w:beforeAutospacing="1" w:after="100" w:afterAutospacing="1" w:line="240" w:lineRule="auto"/>
+        <w:rPr>
+          <w:rFonts w:ascii="新細明體" w:eastAsia="新細明體" w:hAnsi="新細明體" w:cs="新細明體"/>
+          <w:kern w:val="0"/>
+          <w14:ligatures w14:val="none"/>
+        </w:rPr>
+      </w:pPr>
+      <w:r>
+        <w:rPr>
+          <w:rFonts w:ascii="新細明體" w:eastAsia="新細明體" w:hAnsi="新細明體" w:cs="新細明體"/>
+          <w:kern w:val="0"/>
+          <w14:ligatures w14:val="none"/>
+        </w:rPr>
+        <w:t>在全國比賽奪冠後，獲得「維納斯璀璨假期」邀請，前往維納斯群島參與高強度賽事。</w:t>
       </w:r>
     </w:p>
     <w:p>
-      <w:r>
-        <w:t>她堅信：「輸掉比賽沒關係，但絕不能輸掉意志！」</w:t>
+      <w:pPr>
+        <w:widowControl/>
+        <w:numPr>
+          <w:ilvl w:val="0"/>
+          <w:numId w:val="5"/>
+        </w:numPr>
+        <w:spacing w:before="100" w:beforeAutospacing="1" w:after="100" w:afterAutospacing="1" w:line="240" w:lineRule="auto"/>
+        <w:rPr>
+          <w:rFonts w:ascii="新細明體" w:eastAsia="新細明體" w:hAnsi="新細明體" w:cs="新細明體"/>
+          <w:kern w:val="0"/>
+          <w14:ligatures w14:val="none"/>
+        </w:rPr>
+      </w:pPr>
+      <w:r>
+        <w:rPr>
+          <w:rFonts w:ascii="新細明體" w:eastAsia="新細明體" w:hAnsi="新細明體" w:cs="新細明體"/>
+          <w:kern w:val="0"/>
+          <w14:ligatures w14:val="none"/>
+        </w:rPr>
+        <w:t>面對強勁對手，不斷提升技術，學會戰術與團隊合作。</w:t>
       </w:r>
     </w:p>
     <w:p>
       <w:pPr>
-        <w:rPr>
+        <w:widowControl/>
+        <w:numPr>
+          <w:ilvl w:val="0"/>
+          <w:numId w:val="5"/>
+        </w:numPr>
+        <w:spacing w:before="100" w:beforeAutospacing="1" w:after="100" w:afterAutospacing="1" w:line="240" w:lineRule="auto"/>
+        <w:rPr>
+          <w:rFonts w:ascii="新細明體" w:eastAsia="新細明體" w:hAnsi="新細明體" w:cs="新細明體"/>
+          <w:kern w:val="0"/>
+          <w14:ligatures w14:val="none"/>
+        </w:rPr>
+      </w:pPr>
+      <w:r>
+        <w:rPr>
+          <w:rFonts w:ascii="新細明體" w:eastAsia="新細明體" w:hAnsi="新細明體" w:cs="新細明體"/>
+          <w:kern w:val="0"/>
+          <w14:ligatures w14:val="none"/>
+        </w:rPr>
+        <w:t>逐漸理解比賽不僅僅是力量較量，更是戰略與心態的競技。</w:t>
+      </w:r>
+    </w:p>
+    <w:p>
+      <w:pPr>
+        <w:widowControl/>
+        <w:spacing w:before="100" w:beforeAutospacing="1" w:after="100" w:afterAutospacing="1" w:line="240" w:lineRule="auto"/>
+        <w:outlineLvl w:val="3"/>
+        <w:rPr>
+          <w:rFonts w:ascii="新細明體" w:eastAsia="新細明體" w:hAnsi="新細明體" w:cs="新細明體"/>
           <w:b/>
           <w:bCs/>
-        </w:rPr>
-      </w:pPr>
-      <w:r>
-        <w:rPr>
+          <w:kern w:val="0"/>
+          <w14:ligatures w14:val="none"/>
+        </w:rPr>
+      </w:pPr>
+      <w:r>
+        <w:rPr>
+          <w:rFonts w:ascii="新細明體" w:eastAsia="新細明體" w:hAnsi="新細明體" w:cs="新細明體"/>
           <w:b/>
           <w:bCs/>
-        </w:rPr>
-        <w:t>來到維納斯群島</w:t>
-      </w:r>
-      <w:r>
-        <w:rPr>
+          <w:kern w:val="0"/>
+          <w14:ligatures w14:val="none"/>
+        </w:rPr>
+        <w:t>影響與個人成長</w:t>
+      </w:r>
+    </w:p>
+    <w:p>
+      <w:pPr>
+        <w:widowControl/>
+        <w:numPr>
+          <w:ilvl w:val="0"/>
+          <w:numId w:val="6"/>
+        </w:numPr>
+        <w:spacing w:before="100" w:beforeAutospacing="1" w:after="100" w:afterAutospacing="1" w:line="240" w:lineRule="auto"/>
+        <w:rPr>
+          <w:rFonts w:ascii="新細明體" w:eastAsia="新細明體" w:hAnsi="新細明體" w:cs="新細明體"/>
+          <w:kern w:val="0"/>
+          <w14:ligatures w14:val="none"/>
+        </w:rPr>
+      </w:pPr>
+      <w:r>
+        <w:rPr>
+          <w:rFonts w:ascii="新細明體" w:eastAsia="新細明體" w:hAnsi="新細明體" w:cs="新細明體"/>
+          <w:kern w:val="0"/>
+          <w14:ligatures w14:val="none"/>
+        </w:rPr>
+        <w:t>從單純依靠蠻力轉變為兼具策略與技巧的選手。</w:t>
+      </w:r>
+    </w:p>
+    <w:p>
+      <w:pPr>
+        <w:widowControl/>
+        <w:numPr>
+          <w:ilvl w:val="0"/>
+          <w:numId w:val="6"/>
+        </w:numPr>
+        <w:spacing w:before="100" w:beforeAutospacing="1" w:after="100" w:afterAutospacing="1" w:line="240" w:lineRule="auto"/>
+        <w:rPr>
+          <w:rFonts w:ascii="新細明體" w:eastAsia="新細明體" w:hAnsi="新細明體" w:cs="新細明體"/>
+          <w:kern w:val="0"/>
+          <w14:ligatures w14:val="none"/>
+        </w:rPr>
+      </w:pPr>
+      <w:r>
+        <w:rPr>
+          <w:rFonts w:ascii="新細明體" w:eastAsia="新細明體" w:hAnsi="新細明體" w:cs="新細明體"/>
+          <w:kern w:val="0"/>
+          <w14:ligatures w14:val="none"/>
+        </w:rPr>
+        <w:t>透過與隊友合作，學會如何信任夥伴並發揮團隊優勢。</w:t>
+      </w:r>
+    </w:p>
+    <w:p>
+      <w:pPr>
+        <w:widowControl/>
+        <w:numPr>
+          <w:ilvl w:val="0"/>
+          <w:numId w:val="6"/>
+        </w:numPr>
+        <w:spacing w:before="100" w:beforeAutospacing="1" w:after="100" w:afterAutospacing="1" w:line="240" w:lineRule="auto"/>
+        <w:rPr>
+          <w:rFonts w:ascii="新細明體" w:eastAsia="新細明體" w:hAnsi="新細明體" w:cs="新細明體"/>
+          <w:kern w:val="0"/>
+          <w14:ligatures w14:val="none"/>
+        </w:rPr>
+      </w:pPr>
+      <w:r>
+        <w:rPr>
+          <w:rFonts w:ascii="新細明體" w:eastAsia="新細明體" w:hAnsi="新細明體" w:cs="新細明體"/>
+          <w:kern w:val="0"/>
+          <w14:ligatures w14:val="none"/>
+        </w:rPr>
+        <w:t>強化心理素質，從衝動型選手轉變為冷靜應戰者。</w:t>
+      </w:r>
+    </w:p>
+    <w:p>
+      <w:pPr>
+        <w:widowControl/>
+        <w:spacing w:before="100" w:beforeAutospacing="1" w:after="100" w:afterAutospacing="1" w:line="240" w:lineRule="auto"/>
+        <w:outlineLvl w:val="3"/>
+        <w:rPr>
+          <w:rFonts w:ascii="新細明體" w:eastAsia="新細明體" w:hAnsi="新細明體" w:cs="新細明體"/>
           <w:b/>
           <w:bCs/>
-        </w:rPr>
-        <w:t>——</w:t>
-      </w:r>
-      <w:r>
-        <w:rPr>
+          <w:kern w:val="0"/>
+          <w14:ligatures w14:val="none"/>
+        </w:rPr>
+      </w:pPr>
+      <w:r>
+        <w:rPr>
+          <w:rFonts w:ascii="新細明體" w:eastAsia="新細明體" w:hAnsi="新細明體" w:cs="新細明體"/>
           <w:b/>
           <w:bCs/>
-        </w:rPr>
-        <w:t>真正的戰場</w:t>
+          <w:kern w:val="0"/>
+          <w14:ligatures w14:val="none"/>
+        </w:rPr>
+        <w:lastRenderedPageBreak/>
+        <w:t>目標與未來展望</w:t>
       </w:r>
     </w:p>
     <w:p>
-      <w:r>
-        <w:t>在一次全國性的比賽中，環以驚人的力量與頑強的鬥志拿下冠軍，這讓她獲得了前往「維納斯璀璨假期」的邀請。</w:t>
+      <w:pPr>
+        <w:widowControl/>
+        <w:numPr>
+          <w:ilvl w:val="0"/>
+          <w:numId w:val="7"/>
+        </w:numPr>
+        <w:spacing w:before="100" w:beforeAutospacing="1" w:after="100" w:afterAutospacing="1" w:line="240" w:lineRule="auto"/>
+        <w:rPr>
+          <w:rFonts w:ascii="新細明體" w:eastAsia="新細明體" w:hAnsi="新細明體" w:cs="新細明體"/>
+          <w:kern w:val="0"/>
+          <w14:ligatures w14:val="none"/>
+        </w:rPr>
+      </w:pPr>
+      <w:r>
+        <w:rPr>
+          <w:rFonts w:ascii="新細明體" w:eastAsia="新細明體" w:hAnsi="新細明體" w:cs="新細明體"/>
+          <w:kern w:val="0"/>
+          <w14:ligatures w14:val="none"/>
+        </w:rPr>
+        <w:t>繼續提升自身戰術思維，發展更全面的比賽風格。</w:t>
       </w:r>
     </w:p>
     <w:p>
-      <w:r>
-        <w:t>這座島嶼，彷彿專為她而設。</w:t>
+      <w:pPr>
+        <w:widowControl/>
+        <w:numPr>
+          <w:ilvl w:val="0"/>
+          <w:numId w:val="7"/>
+        </w:numPr>
+        <w:spacing w:before="100" w:beforeAutospacing="1" w:after="100" w:afterAutospacing="1" w:line="240" w:lineRule="auto"/>
+        <w:rPr>
+          <w:rFonts w:ascii="新細明體" w:eastAsia="新細明體" w:hAnsi="新細明體" w:cs="新細明體"/>
+          <w:kern w:val="0"/>
+          <w14:ligatures w14:val="none"/>
+        </w:rPr>
+      </w:pPr>
+      <w:r>
+        <w:rPr>
+          <w:rFonts w:ascii="新細明體" w:eastAsia="新細明體" w:hAnsi="新細明體" w:cs="新細明體"/>
+          <w:kern w:val="0"/>
+          <w14:ligatures w14:val="none"/>
+        </w:rPr>
+        <w:t>以自身經驗影響其他選手，強調力量與策略並重的重要性。</w:t>
       </w:r>
     </w:p>
     <w:p>
-      <w:r>
-        <w:t>這裡的對手個個實力強勁，她終於能夠遇到真正值得挑戰的勁敵。每天的訓練、對抗，讓她的技術與戰術愈發成熟。她開始理解到，力量雖然重要，但真正的強者，不只是靠蠻力取勝，而是能夠在關鍵時刻做出最佳選擇。</w:t>
-      </w:r>
-    </w:p>
-    <w:p>
-      <w:r>
-        <w:t>與隊友的配合讓她學會了信任，與勁敵的對決讓她學會了冷靜。</w:t>
-      </w:r>
-    </w:p>
-    <w:p>
-      <w:r>
-        <w:t>她不再只是個衝動的戰士，而是一名真正的選手。</w:t>
-      </w:r>
-    </w:p>
-    <w:p>
-      <w:pPr>
-        <w:rPr>
-          <w:b/>
-          <w:bCs/>
-        </w:rPr>
-      </w:pPr>
-      <w:r>
-        <w:rPr>
-          <w:b/>
-          <w:bCs/>
-        </w:rPr>
-        <w:t>征服勝利，迎向未來</w:t>
-      </w:r>
-    </w:p>
-    <w:p>
-      <w:r>
-        <w:t>環站在夕陽餘暉的沙灘上，望著遠方的海平線。</w:t>
-      </w:r>
-    </w:p>
-    <w:p>
-      <w:r>
-        <w:t>她的拳頭緊握，眼神充滿戰意。</w:t>
-      </w:r>
-    </w:p>
-    <w:p>
-      <w:r>
-        <w:t>「我的戰場，才剛剛開始。」</w:t>
-      </w:r>
-    </w:p>
-    <w:p>
-      <w:r>
-        <w:t>她知道，前方還有更多的挑戰等待著她，而她，將以雷鳴般的力量，迎戰未來的每一場比賽。</w:t>
-      </w:r>
-    </w:p>
-    <w:p>
-      <w:r>
-        <w:rPr>
-          <w:b/>
-          <w:bCs/>
-        </w:rPr>
-        <w:t>——</w:t>
-      </w:r>
-      <w:r>
-        <w:rPr>
-          <w:b/>
-          <w:bCs/>
-        </w:rPr>
-        <w:t>環的故事，仍在繼續。</w:t>
+      <w:pPr>
+        <w:widowControl/>
+        <w:numPr>
+          <w:ilvl w:val="0"/>
+          <w:numId w:val="7"/>
+        </w:numPr>
+        <w:spacing w:before="100" w:beforeAutospacing="1" w:after="100" w:afterAutospacing="1" w:line="240" w:lineRule="auto"/>
+        <w:rPr>
+          <w:rFonts w:ascii="新細明體" w:eastAsia="新細明體" w:hAnsi="新細明體" w:cs="新細明體"/>
+          <w:kern w:val="0"/>
+          <w14:ligatures w14:val="none"/>
+        </w:rPr>
+      </w:pPr>
+      <w:r>
+        <w:rPr>
+          <w:rFonts w:ascii="新細明體" w:eastAsia="新細明體" w:hAnsi="新細明體" w:cs="新細明體"/>
+          <w:kern w:val="0"/>
+          <w14:ligatures w14:val="none"/>
+        </w:rPr>
+        <w:t>迎戰更高層級的比賽，以實力證明自身價值。</w:t>
       </w:r>
     </w:p>
     <w:p/>
@@ -268,6 +850,1075 @@
     </w:sectPr>
   </w:body>
 </w:document>
+</file>
+
+<file path=word/numbering.xml><?xml version="1.0" encoding="utf-8"?>
+<w:numbering xmlns:wpc="http://schemas.microsoft.com/office/word/2010/wordprocessingCanvas" xmlns:cx="http://schemas.microsoft.com/office/drawing/2014/chartex" xmlns:cx1="http://schemas.microsoft.com/office/drawing/2015/9/8/chartex" xmlns:cx2="http://schemas.microsoft.com/office/drawing/2015/10/21/chartex" xmlns:cx3="http://schemas.microsoft.com/office/drawing/2016/5/9/chartex" xmlns:cx4="http://schemas.microsoft.com/office/drawing/2016/5/10/chartex" xmlns:cx5="http://schemas.microsoft.com/office/drawing/2016/5/11/chartex" xmlns:cx6="http://schemas.microsoft.com/office/drawing/2016/5/12/chartex" xmlns:cx7="http://schemas.microsoft.com/office/drawing/2016/5/13/chartex" xmlns:cx8="http://schemas.microsoft.com/office/drawing/2016/5/14/chartex" xmlns:mc="http://schemas.openxmlformats.org/markup-compatibility/2006" xmlns:aink="http://schemas.microsoft.com/office/drawing/2016/ink" xmlns:am3d="http://schemas.microsoft.com/office/drawing/2017/model3d" xmlns:o="urn:schemas-microsoft-com:office:office" xmlns:oel="http://schemas.microsoft.com/office/2019/extlst" xmlns:r="http://schemas.openxmlformats.org/officeDocument/2006/relationships" xmlns:m="http://schemas.openxmlformats.org/officeDocument/2006/math" xmlns:v="urn:schemas-microsoft-com:vml" xmlns:wp14="http://schemas.microsoft.com/office/word/2010/wordprocessingDrawing" xmlns:wp="http://schemas.openxmlformats.org/drawingml/2006/wordprocessingDrawing" xmlns:w10="urn:schemas-microsoft-com:office:word" xmlns:w="http://schemas.openxmlformats.org/wordprocessingml/2006/main" xmlns:w14="http://schemas.microsoft.com/office/word/2010/wordml" xmlns:w15="http://schemas.microsoft.com/office/word/2012/wordml" xmlns:w16cex="http://schemas.microsoft.com/office/word/2018/wordml/cex" xmlns:w16cid="http://schemas.microsoft.com/office/word/2016/wordml/cid" xmlns:w16="http://schemas.microsoft.com/office/word/2018/wordml" xmlns:w16du="http://schemas.microsoft.com/office/word/2023/wordml/word16du" xmlns:w16sdtdh="http://schemas.microsoft.com/office/word/2020/wordml/sdtdatahash" xmlns:w16sdtfl="http://schemas.microsoft.com/office/word/2024/wordml/sdtformatlock" xmlns:w16se="http://schemas.microsoft.com/office/word/2015/wordml/symex" xmlns:wpg="http://schemas.microsoft.com/office/word/2010/wordprocessingGroup" xmlns:wpi="http://schemas.microsoft.com/office/word/2010/wordprocessingInk" xmlns:wne="http://schemas.microsoft.com/office/word/2006/wordml" xmlns:wps="http://schemas.microsoft.com/office/word/2010/wordprocessingShape" mc:Ignorable="w14 w15 w16se w16cid w16 w16cex w16sdtdh w16sdtfl w16du wp14">
+  <w:abstractNum w:abstractNumId="0" w15:restartNumberingAfterBreak="0">
+    <w:nsid w:val="16240C28"/>
+    <w:multiLevelType w:val="multilevel"/>
+    <w:tmpl w:val="2F506EDE"/>
+    <w:lvl w:ilvl="0">
+      <w:start w:val="1"/>
+      <w:numFmt w:val="bullet"/>
+      <w:lvlText w:val=""/>
+      <w:lvlJc w:val="left"/>
+      <w:pPr>
+        <w:tabs>
+          <w:tab w:val="num" w:pos="720"/>
+        </w:tabs>
+        <w:ind w:left="720" w:hanging="360"/>
+      </w:pPr>
+      <w:rPr>
+        <w:rFonts w:ascii="Symbol" w:hAnsi="Symbol" w:hint="default"/>
+        <w:sz w:val="20"/>
+      </w:rPr>
+    </w:lvl>
+    <w:lvl w:ilvl="1" w:tentative="1">
+      <w:start w:val="1"/>
+      <w:numFmt w:val="bullet"/>
+      <w:lvlText w:val="o"/>
+      <w:lvlJc w:val="left"/>
+      <w:pPr>
+        <w:tabs>
+          <w:tab w:val="num" w:pos="1440"/>
+        </w:tabs>
+        <w:ind w:left="1440" w:hanging="360"/>
+      </w:pPr>
+      <w:rPr>
+        <w:rFonts w:ascii="Courier New" w:hAnsi="Courier New" w:hint="default"/>
+        <w:sz w:val="20"/>
+      </w:rPr>
+    </w:lvl>
+    <w:lvl w:ilvl="2" w:tentative="1">
+      <w:start w:val="1"/>
+      <w:numFmt w:val="bullet"/>
+      <w:lvlText w:val=""/>
+      <w:lvlJc w:val="left"/>
+      <w:pPr>
+        <w:tabs>
+          <w:tab w:val="num" w:pos="2160"/>
+        </w:tabs>
+        <w:ind w:left="2160" w:hanging="360"/>
+      </w:pPr>
+      <w:rPr>
+        <w:rFonts w:ascii="Wingdings" w:hAnsi="Wingdings" w:hint="default"/>
+        <w:sz w:val="20"/>
+      </w:rPr>
+    </w:lvl>
+    <w:lvl w:ilvl="3" w:tentative="1">
+      <w:start w:val="1"/>
+      <w:numFmt w:val="bullet"/>
+      <w:lvlText w:val=""/>
+      <w:lvlJc w:val="left"/>
+      <w:pPr>
+        <w:tabs>
+          <w:tab w:val="num" w:pos="2880"/>
+        </w:tabs>
+        <w:ind w:left="2880" w:hanging="360"/>
+      </w:pPr>
+      <w:rPr>
+        <w:rFonts w:ascii="Wingdings" w:hAnsi="Wingdings" w:hint="default"/>
+        <w:sz w:val="20"/>
+      </w:rPr>
+    </w:lvl>
+    <w:lvl w:ilvl="4" w:tentative="1">
+      <w:start w:val="1"/>
+      <w:numFmt w:val="bullet"/>
+      <w:lvlText w:val=""/>
+      <w:lvlJc w:val="left"/>
+      <w:pPr>
+        <w:tabs>
+          <w:tab w:val="num" w:pos="3600"/>
+        </w:tabs>
+        <w:ind w:left="3600" w:hanging="360"/>
+      </w:pPr>
+      <w:rPr>
+        <w:rFonts w:ascii="Wingdings" w:hAnsi="Wingdings" w:hint="default"/>
+        <w:sz w:val="20"/>
+      </w:rPr>
+    </w:lvl>
+    <w:lvl w:ilvl="5" w:tentative="1">
+      <w:start w:val="1"/>
+      <w:numFmt w:val="bullet"/>
+      <w:lvlText w:val=""/>
+      <w:lvlJc w:val="left"/>
+      <w:pPr>
+        <w:tabs>
+          <w:tab w:val="num" w:pos="4320"/>
+        </w:tabs>
+        <w:ind w:left="4320" w:hanging="360"/>
+      </w:pPr>
+      <w:rPr>
+        <w:rFonts w:ascii="Wingdings" w:hAnsi="Wingdings" w:hint="default"/>
+        <w:sz w:val="20"/>
+      </w:rPr>
+    </w:lvl>
+    <w:lvl w:ilvl="6" w:tentative="1">
+      <w:start w:val="1"/>
+      <w:numFmt w:val="bullet"/>
+      <w:lvlText w:val=""/>
+      <w:lvlJc w:val="left"/>
+      <w:pPr>
+        <w:tabs>
+          <w:tab w:val="num" w:pos="5040"/>
+        </w:tabs>
+        <w:ind w:left="5040" w:hanging="360"/>
+      </w:pPr>
+      <w:rPr>
+        <w:rFonts w:ascii="Wingdings" w:hAnsi="Wingdings" w:hint="default"/>
+        <w:sz w:val="20"/>
+      </w:rPr>
+    </w:lvl>
+    <w:lvl w:ilvl="7" w:tentative="1">
+      <w:start w:val="1"/>
+      <w:numFmt w:val="bullet"/>
+      <w:lvlText w:val=""/>
+      <w:lvlJc w:val="left"/>
+      <w:pPr>
+        <w:tabs>
+          <w:tab w:val="num" w:pos="5760"/>
+        </w:tabs>
+        <w:ind w:left="5760" w:hanging="360"/>
+      </w:pPr>
+      <w:rPr>
+        <w:rFonts w:ascii="Wingdings" w:hAnsi="Wingdings" w:hint="default"/>
+        <w:sz w:val="20"/>
+      </w:rPr>
+    </w:lvl>
+    <w:lvl w:ilvl="8" w:tentative="1">
+      <w:start w:val="1"/>
+      <w:numFmt w:val="bullet"/>
+      <w:lvlText w:val=""/>
+      <w:lvlJc w:val="left"/>
+      <w:pPr>
+        <w:tabs>
+          <w:tab w:val="num" w:pos="6480"/>
+        </w:tabs>
+        <w:ind w:left="6480" w:hanging="360"/>
+      </w:pPr>
+      <w:rPr>
+        <w:rFonts w:ascii="Wingdings" w:hAnsi="Wingdings" w:hint="default"/>
+        <w:sz w:val="20"/>
+      </w:rPr>
+    </w:lvl>
+  </w:abstractNum>
+  <w:abstractNum w:abstractNumId="1" w15:restartNumberingAfterBreak="0">
+    <w:nsid w:val="30992BD7"/>
+    <w:multiLevelType w:val="multilevel"/>
+    <w:tmpl w:val="13889000"/>
+    <w:lvl w:ilvl="0">
+      <w:start w:val="1"/>
+      <w:numFmt w:val="bullet"/>
+      <w:lvlText w:val=""/>
+      <w:lvlJc w:val="left"/>
+      <w:pPr>
+        <w:tabs>
+          <w:tab w:val="num" w:pos="720"/>
+        </w:tabs>
+        <w:ind w:left="720" w:hanging="360"/>
+      </w:pPr>
+      <w:rPr>
+        <w:rFonts w:ascii="Symbol" w:hAnsi="Symbol" w:hint="default"/>
+        <w:sz w:val="20"/>
+      </w:rPr>
+    </w:lvl>
+    <w:lvl w:ilvl="1" w:tentative="1">
+      <w:start w:val="1"/>
+      <w:numFmt w:val="bullet"/>
+      <w:lvlText w:val="o"/>
+      <w:lvlJc w:val="left"/>
+      <w:pPr>
+        <w:tabs>
+          <w:tab w:val="num" w:pos="1440"/>
+        </w:tabs>
+        <w:ind w:left="1440" w:hanging="360"/>
+      </w:pPr>
+      <w:rPr>
+        <w:rFonts w:ascii="Courier New" w:hAnsi="Courier New" w:hint="default"/>
+        <w:sz w:val="20"/>
+      </w:rPr>
+    </w:lvl>
+    <w:lvl w:ilvl="2" w:tentative="1">
+      <w:start w:val="1"/>
+      <w:numFmt w:val="bullet"/>
+      <w:lvlText w:val=""/>
+      <w:lvlJc w:val="left"/>
+      <w:pPr>
+        <w:tabs>
+          <w:tab w:val="num" w:pos="2160"/>
+        </w:tabs>
+        <w:ind w:left="2160" w:hanging="360"/>
+      </w:pPr>
+      <w:rPr>
+        <w:rFonts w:ascii="Wingdings" w:hAnsi="Wingdings" w:hint="default"/>
+        <w:sz w:val="20"/>
+      </w:rPr>
+    </w:lvl>
+    <w:lvl w:ilvl="3" w:tentative="1">
+      <w:start w:val="1"/>
+      <w:numFmt w:val="bullet"/>
+      <w:lvlText w:val=""/>
+      <w:lvlJc w:val="left"/>
+      <w:pPr>
+        <w:tabs>
+          <w:tab w:val="num" w:pos="2880"/>
+        </w:tabs>
+        <w:ind w:left="2880" w:hanging="360"/>
+      </w:pPr>
+      <w:rPr>
+        <w:rFonts w:ascii="Wingdings" w:hAnsi="Wingdings" w:hint="default"/>
+        <w:sz w:val="20"/>
+      </w:rPr>
+    </w:lvl>
+    <w:lvl w:ilvl="4" w:tentative="1">
+      <w:start w:val="1"/>
+      <w:numFmt w:val="bullet"/>
+      <w:lvlText w:val=""/>
+      <w:lvlJc w:val="left"/>
+      <w:pPr>
+        <w:tabs>
+          <w:tab w:val="num" w:pos="3600"/>
+        </w:tabs>
+        <w:ind w:left="3600" w:hanging="360"/>
+      </w:pPr>
+      <w:rPr>
+        <w:rFonts w:ascii="Wingdings" w:hAnsi="Wingdings" w:hint="default"/>
+        <w:sz w:val="20"/>
+      </w:rPr>
+    </w:lvl>
+    <w:lvl w:ilvl="5" w:tentative="1">
+      <w:start w:val="1"/>
+      <w:numFmt w:val="bullet"/>
+      <w:lvlText w:val=""/>
+      <w:lvlJc w:val="left"/>
+      <w:pPr>
+        <w:tabs>
+          <w:tab w:val="num" w:pos="4320"/>
+        </w:tabs>
+        <w:ind w:left="4320" w:hanging="360"/>
+      </w:pPr>
+      <w:rPr>
+        <w:rFonts w:ascii="Wingdings" w:hAnsi="Wingdings" w:hint="default"/>
+        <w:sz w:val="20"/>
+      </w:rPr>
+    </w:lvl>
+    <w:lvl w:ilvl="6" w:tentative="1">
+      <w:start w:val="1"/>
+      <w:numFmt w:val="bullet"/>
+      <w:lvlText w:val=""/>
+      <w:lvlJc w:val="left"/>
+      <w:pPr>
+        <w:tabs>
+          <w:tab w:val="num" w:pos="5040"/>
+        </w:tabs>
+        <w:ind w:left="5040" w:hanging="360"/>
+      </w:pPr>
+      <w:rPr>
+        <w:rFonts w:ascii="Wingdings" w:hAnsi="Wingdings" w:hint="default"/>
+        <w:sz w:val="20"/>
+      </w:rPr>
+    </w:lvl>
+    <w:lvl w:ilvl="7" w:tentative="1">
+      <w:start w:val="1"/>
+      <w:numFmt w:val="bullet"/>
+      <w:lvlText w:val=""/>
+      <w:lvlJc w:val="left"/>
+      <w:pPr>
+        <w:tabs>
+          <w:tab w:val="num" w:pos="5760"/>
+        </w:tabs>
+        <w:ind w:left="5760" w:hanging="360"/>
+      </w:pPr>
+      <w:rPr>
+        <w:rFonts w:ascii="Wingdings" w:hAnsi="Wingdings" w:hint="default"/>
+        <w:sz w:val="20"/>
+      </w:rPr>
+    </w:lvl>
+    <w:lvl w:ilvl="8" w:tentative="1">
+      <w:start w:val="1"/>
+      <w:numFmt w:val="bullet"/>
+      <w:lvlText w:val=""/>
+      <w:lvlJc w:val="left"/>
+      <w:pPr>
+        <w:tabs>
+          <w:tab w:val="num" w:pos="6480"/>
+        </w:tabs>
+        <w:ind w:left="6480" w:hanging="360"/>
+      </w:pPr>
+      <w:rPr>
+        <w:rFonts w:ascii="Wingdings" w:hAnsi="Wingdings" w:hint="default"/>
+        <w:sz w:val="20"/>
+      </w:rPr>
+    </w:lvl>
+  </w:abstractNum>
+  <w:abstractNum w:abstractNumId="2" w15:restartNumberingAfterBreak="0">
+    <w:nsid w:val="43B70EBA"/>
+    <w:multiLevelType w:val="multilevel"/>
+    <w:tmpl w:val="6750F11C"/>
+    <w:lvl w:ilvl="0">
+      <w:start w:val="1"/>
+      <w:numFmt w:val="bullet"/>
+      <w:lvlText w:val=""/>
+      <w:lvlJc w:val="left"/>
+      <w:pPr>
+        <w:tabs>
+          <w:tab w:val="num" w:pos="720"/>
+        </w:tabs>
+        <w:ind w:left="720" w:hanging="360"/>
+      </w:pPr>
+      <w:rPr>
+        <w:rFonts w:ascii="Symbol" w:hAnsi="Symbol" w:hint="default"/>
+        <w:sz w:val="20"/>
+      </w:rPr>
+    </w:lvl>
+    <w:lvl w:ilvl="1">
+      <w:start w:val="1"/>
+      <w:numFmt w:val="bullet"/>
+      <w:lvlText w:val="o"/>
+      <w:lvlJc w:val="left"/>
+      <w:pPr>
+        <w:tabs>
+          <w:tab w:val="num" w:pos="1440"/>
+        </w:tabs>
+        <w:ind w:left="1440" w:hanging="360"/>
+      </w:pPr>
+      <w:rPr>
+        <w:rFonts w:ascii="Courier New" w:hAnsi="Courier New" w:hint="default"/>
+        <w:sz w:val="20"/>
+      </w:rPr>
+    </w:lvl>
+    <w:lvl w:ilvl="2" w:tentative="1">
+      <w:start w:val="1"/>
+      <w:numFmt w:val="bullet"/>
+      <w:lvlText w:val=""/>
+      <w:lvlJc w:val="left"/>
+      <w:pPr>
+        <w:tabs>
+          <w:tab w:val="num" w:pos="2160"/>
+        </w:tabs>
+        <w:ind w:left="2160" w:hanging="360"/>
+      </w:pPr>
+      <w:rPr>
+        <w:rFonts w:ascii="Wingdings" w:hAnsi="Wingdings" w:hint="default"/>
+        <w:sz w:val="20"/>
+      </w:rPr>
+    </w:lvl>
+    <w:lvl w:ilvl="3" w:tentative="1">
+      <w:start w:val="1"/>
+      <w:numFmt w:val="bullet"/>
+      <w:lvlText w:val=""/>
+      <w:lvlJc w:val="left"/>
+      <w:pPr>
+        <w:tabs>
+          <w:tab w:val="num" w:pos="2880"/>
+        </w:tabs>
+        <w:ind w:left="2880" w:hanging="360"/>
+      </w:pPr>
+      <w:rPr>
+        <w:rFonts w:ascii="Wingdings" w:hAnsi="Wingdings" w:hint="default"/>
+        <w:sz w:val="20"/>
+      </w:rPr>
+    </w:lvl>
+    <w:lvl w:ilvl="4" w:tentative="1">
+      <w:start w:val="1"/>
+      <w:numFmt w:val="bullet"/>
+      <w:lvlText w:val=""/>
+      <w:lvlJc w:val="left"/>
+      <w:pPr>
+        <w:tabs>
+          <w:tab w:val="num" w:pos="3600"/>
+        </w:tabs>
+        <w:ind w:left="3600" w:hanging="360"/>
+      </w:pPr>
+      <w:rPr>
+        <w:rFonts w:ascii="Wingdings" w:hAnsi="Wingdings" w:hint="default"/>
+        <w:sz w:val="20"/>
+      </w:rPr>
+    </w:lvl>
+    <w:lvl w:ilvl="5" w:tentative="1">
+      <w:start w:val="1"/>
+      <w:numFmt w:val="bullet"/>
+      <w:lvlText w:val=""/>
+      <w:lvlJc w:val="left"/>
+      <w:pPr>
+        <w:tabs>
+          <w:tab w:val="num" w:pos="4320"/>
+        </w:tabs>
+        <w:ind w:left="4320" w:hanging="360"/>
+      </w:pPr>
+      <w:rPr>
+        <w:rFonts w:ascii="Wingdings" w:hAnsi="Wingdings" w:hint="default"/>
+        <w:sz w:val="20"/>
+      </w:rPr>
+    </w:lvl>
+    <w:lvl w:ilvl="6" w:tentative="1">
+      <w:start w:val="1"/>
+      <w:numFmt w:val="bullet"/>
+      <w:lvlText w:val=""/>
+      <w:lvlJc w:val="left"/>
+      <w:pPr>
+        <w:tabs>
+          <w:tab w:val="num" w:pos="5040"/>
+        </w:tabs>
+        <w:ind w:left="5040" w:hanging="360"/>
+      </w:pPr>
+      <w:rPr>
+        <w:rFonts w:ascii="Wingdings" w:hAnsi="Wingdings" w:hint="default"/>
+        <w:sz w:val="20"/>
+      </w:rPr>
+    </w:lvl>
+    <w:lvl w:ilvl="7" w:tentative="1">
+      <w:start w:val="1"/>
+      <w:numFmt w:val="bullet"/>
+      <w:lvlText w:val=""/>
+      <w:lvlJc w:val="left"/>
+      <w:pPr>
+        <w:tabs>
+          <w:tab w:val="num" w:pos="5760"/>
+        </w:tabs>
+        <w:ind w:left="5760" w:hanging="360"/>
+      </w:pPr>
+      <w:rPr>
+        <w:rFonts w:ascii="Wingdings" w:hAnsi="Wingdings" w:hint="default"/>
+        <w:sz w:val="20"/>
+      </w:rPr>
+    </w:lvl>
+    <w:lvl w:ilvl="8" w:tentative="1">
+      <w:start w:val="1"/>
+      <w:numFmt w:val="bullet"/>
+      <w:lvlText w:val=""/>
+      <w:lvlJc w:val="left"/>
+      <w:pPr>
+        <w:tabs>
+          <w:tab w:val="num" w:pos="6480"/>
+        </w:tabs>
+        <w:ind w:left="6480" w:hanging="360"/>
+      </w:pPr>
+      <w:rPr>
+        <w:rFonts w:ascii="Wingdings" w:hAnsi="Wingdings" w:hint="default"/>
+        <w:sz w:val="20"/>
+      </w:rPr>
+    </w:lvl>
+  </w:abstractNum>
+  <w:abstractNum w:abstractNumId="3" w15:restartNumberingAfterBreak="0">
+    <w:nsid w:val="467F374A"/>
+    <w:multiLevelType w:val="multilevel"/>
+    <w:tmpl w:val="A2AE9F52"/>
+    <w:lvl w:ilvl="0">
+      <w:start w:val="1"/>
+      <w:numFmt w:val="bullet"/>
+      <w:lvlText w:val=""/>
+      <w:lvlJc w:val="left"/>
+      <w:pPr>
+        <w:tabs>
+          <w:tab w:val="num" w:pos="720"/>
+        </w:tabs>
+        <w:ind w:left="720" w:hanging="360"/>
+      </w:pPr>
+      <w:rPr>
+        <w:rFonts w:ascii="Symbol" w:hAnsi="Symbol" w:hint="default"/>
+        <w:sz w:val="20"/>
+      </w:rPr>
+    </w:lvl>
+    <w:lvl w:ilvl="1" w:tentative="1">
+      <w:start w:val="1"/>
+      <w:numFmt w:val="bullet"/>
+      <w:lvlText w:val="o"/>
+      <w:lvlJc w:val="left"/>
+      <w:pPr>
+        <w:tabs>
+          <w:tab w:val="num" w:pos="1440"/>
+        </w:tabs>
+        <w:ind w:left="1440" w:hanging="360"/>
+      </w:pPr>
+      <w:rPr>
+        <w:rFonts w:ascii="Courier New" w:hAnsi="Courier New" w:hint="default"/>
+        <w:sz w:val="20"/>
+      </w:rPr>
+    </w:lvl>
+    <w:lvl w:ilvl="2" w:tentative="1">
+      <w:start w:val="1"/>
+      <w:numFmt w:val="bullet"/>
+      <w:lvlText w:val=""/>
+      <w:lvlJc w:val="left"/>
+      <w:pPr>
+        <w:tabs>
+          <w:tab w:val="num" w:pos="2160"/>
+        </w:tabs>
+        <w:ind w:left="2160" w:hanging="360"/>
+      </w:pPr>
+      <w:rPr>
+        <w:rFonts w:ascii="Wingdings" w:hAnsi="Wingdings" w:hint="default"/>
+        <w:sz w:val="20"/>
+      </w:rPr>
+    </w:lvl>
+    <w:lvl w:ilvl="3" w:tentative="1">
+      <w:start w:val="1"/>
+      <w:numFmt w:val="bullet"/>
+      <w:lvlText w:val=""/>
+      <w:lvlJc w:val="left"/>
+      <w:pPr>
+        <w:tabs>
+          <w:tab w:val="num" w:pos="2880"/>
+        </w:tabs>
+        <w:ind w:left="2880" w:hanging="360"/>
+      </w:pPr>
+      <w:rPr>
+        <w:rFonts w:ascii="Wingdings" w:hAnsi="Wingdings" w:hint="default"/>
+        <w:sz w:val="20"/>
+      </w:rPr>
+    </w:lvl>
+    <w:lvl w:ilvl="4" w:tentative="1">
+      <w:start w:val="1"/>
+      <w:numFmt w:val="bullet"/>
+      <w:lvlText w:val=""/>
+      <w:lvlJc w:val="left"/>
+      <w:pPr>
+        <w:tabs>
+          <w:tab w:val="num" w:pos="3600"/>
+        </w:tabs>
+        <w:ind w:left="3600" w:hanging="360"/>
+      </w:pPr>
+      <w:rPr>
+        <w:rFonts w:ascii="Wingdings" w:hAnsi="Wingdings" w:hint="default"/>
+        <w:sz w:val="20"/>
+      </w:rPr>
+    </w:lvl>
+    <w:lvl w:ilvl="5" w:tentative="1">
+      <w:start w:val="1"/>
+      <w:numFmt w:val="bullet"/>
+      <w:lvlText w:val=""/>
+      <w:lvlJc w:val="left"/>
+      <w:pPr>
+        <w:tabs>
+          <w:tab w:val="num" w:pos="4320"/>
+        </w:tabs>
+        <w:ind w:left="4320" w:hanging="360"/>
+      </w:pPr>
+      <w:rPr>
+        <w:rFonts w:ascii="Wingdings" w:hAnsi="Wingdings" w:hint="default"/>
+        <w:sz w:val="20"/>
+      </w:rPr>
+    </w:lvl>
+    <w:lvl w:ilvl="6" w:tentative="1">
+      <w:start w:val="1"/>
+      <w:numFmt w:val="bullet"/>
+      <w:lvlText w:val=""/>
+      <w:lvlJc w:val="left"/>
+      <w:pPr>
+        <w:tabs>
+          <w:tab w:val="num" w:pos="5040"/>
+        </w:tabs>
+        <w:ind w:left="5040" w:hanging="360"/>
+      </w:pPr>
+      <w:rPr>
+        <w:rFonts w:ascii="Wingdings" w:hAnsi="Wingdings" w:hint="default"/>
+        <w:sz w:val="20"/>
+      </w:rPr>
+    </w:lvl>
+    <w:lvl w:ilvl="7" w:tentative="1">
+      <w:start w:val="1"/>
+      <w:numFmt w:val="bullet"/>
+      <w:lvlText w:val=""/>
+      <w:lvlJc w:val="left"/>
+      <w:pPr>
+        <w:tabs>
+          <w:tab w:val="num" w:pos="5760"/>
+        </w:tabs>
+        <w:ind w:left="5760" w:hanging="360"/>
+      </w:pPr>
+      <w:rPr>
+        <w:rFonts w:ascii="Wingdings" w:hAnsi="Wingdings" w:hint="default"/>
+        <w:sz w:val="20"/>
+      </w:rPr>
+    </w:lvl>
+    <w:lvl w:ilvl="8" w:tentative="1">
+      <w:start w:val="1"/>
+      <w:numFmt w:val="bullet"/>
+      <w:lvlText w:val=""/>
+      <w:lvlJc w:val="left"/>
+      <w:pPr>
+        <w:tabs>
+          <w:tab w:val="num" w:pos="6480"/>
+        </w:tabs>
+        <w:ind w:left="6480" w:hanging="360"/>
+      </w:pPr>
+      <w:rPr>
+        <w:rFonts w:ascii="Wingdings" w:hAnsi="Wingdings" w:hint="default"/>
+        <w:sz w:val="20"/>
+      </w:rPr>
+    </w:lvl>
+  </w:abstractNum>
+  <w:abstractNum w:abstractNumId="4" w15:restartNumberingAfterBreak="0">
+    <w:nsid w:val="54963E34"/>
+    <w:multiLevelType w:val="multilevel"/>
+    <w:tmpl w:val="03960DB0"/>
+    <w:lvl w:ilvl="0">
+      <w:start w:val="1"/>
+      <w:numFmt w:val="bullet"/>
+      <w:lvlText w:val=""/>
+      <w:lvlJc w:val="left"/>
+      <w:pPr>
+        <w:tabs>
+          <w:tab w:val="num" w:pos="720"/>
+        </w:tabs>
+        <w:ind w:left="720" w:hanging="360"/>
+      </w:pPr>
+      <w:rPr>
+        <w:rFonts w:ascii="Symbol" w:hAnsi="Symbol" w:hint="default"/>
+        <w:sz w:val="20"/>
+      </w:rPr>
+    </w:lvl>
+    <w:lvl w:ilvl="1" w:tentative="1">
+      <w:start w:val="1"/>
+      <w:numFmt w:val="bullet"/>
+      <w:lvlText w:val="o"/>
+      <w:lvlJc w:val="left"/>
+      <w:pPr>
+        <w:tabs>
+          <w:tab w:val="num" w:pos="1440"/>
+        </w:tabs>
+        <w:ind w:left="1440" w:hanging="360"/>
+      </w:pPr>
+      <w:rPr>
+        <w:rFonts w:ascii="Courier New" w:hAnsi="Courier New" w:hint="default"/>
+        <w:sz w:val="20"/>
+      </w:rPr>
+    </w:lvl>
+    <w:lvl w:ilvl="2" w:tentative="1">
+      <w:start w:val="1"/>
+      <w:numFmt w:val="bullet"/>
+      <w:lvlText w:val=""/>
+      <w:lvlJc w:val="left"/>
+      <w:pPr>
+        <w:tabs>
+          <w:tab w:val="num" w:pos="2160"/>
+        </w:tabs>
+        <w:ind w:left="2160" w:hanging="360"/>
+      </w:pPr>
+      <w:rPr>
+        <w:rFonts w:ascii="Wingdings" w:hAnsi="Wingdings" w:hint="default"/>
+        <w:sz w:val="20"/>
+      </w:rPr>
+    </w:lvl>
+    <w:lvl w:ilvl="3" w:tentative="1">
+      <w:start w:val="1"/>
+      <w:numFmt w:val="bullet"/>
+      <w:lvlText w:val=""/>
+      <w:lvlJc w:val="left"/>
+      <w:pPr>
+        <w:tabs>
+          <w:tab w:val="num" w:pos="2880"/>
+        </w:tabs>
+        <w:ind w:left="2880" w:hanging="360"/>
+      </w:pPr>
+      <w:rPr>
+        <w:rFonts w:ascii="Wingdings" w:hAnsi="Wingdings" w:hint="default"/>
+        <w:sz w:val="20"/>
+      </w:rPr>
+    </w:lvl>
+    <w:lvl w:ilvl="4" w:tentative="1">
+      <w:start w:val="1"/>
+      <w:numFmt w:val="bullet"/>
+      <w:lvlText w:val=""/>
+      <w:lvlJc w:val="left"/>
+      <w:pPr>
+        <w:tabs>
+          <w:tab w:val="num" w:pos="3600"/>
+        </w:tabs>
+        <w:ind w:left="3600" w:hanging="360"/>
+      </w:pPr>
+      <w:rPr>
+        <w:rFonts w:ascii="Wingdings" w:hAnsi="Wingdings" w:hint="default"/>
+        <w:sz w:val="20"/>
+      </w:rPr>
+    </w:lvl>
+    <w:lvl w:ilvl="5" w:tentative="1">
+      <w:start w:val="1"/>
+      <w:numFmt w:val="bullet"/>
+      <w:lvlText w:val=""/>
+      <w:lvlJc w:val="left"/>
+      <w:pPr>
+        <w:tabs>
+          <w:tab w:val="num" w:pos="4320"/>
+        </w:tabs>
+        <w:ind w:left="4320" w:hanging="360"/>
+      </w:pPr>
+      <w:rPr>
+        <w:rFonts w:ascii="Wingdings" w:hAnsi="Wingdings" w:hint="default"/>
+        <w:sz w:val="20"/>
+      </w:rPr>
+    </w:lvl>
+    <w:lvl w:ilvl="6" w:tentative="1">
+      <w:start w:val="1"/>
+      <w:numFmt w:val="bullet"/>
+      <w:lvlText w:val=""/>
+      <w:lvlJc w:val="left"/>
+      <w:pPr>
+        <w:tabs>
+          <w:tab w:val="num" w:pos="5040"/>
+        </w:tabs>
+        <w:ind w:left="5040" w:hanging="360"/>
+      </w:pPr>
+      <w:rPr>
+        <w:rFonts w:ascii="Wingdings" w:hAnsi="Wingdings" w:hint="default"/>
+        <w:sz w:val="20"/>
+      </w:rPr>
+    </w:lvl>
+    <w:lvl w:ilvl="7" w:tentative="1">
+      <w:start w:val="1"/>
+      <w:numFmt w:val="bullet"/>
+      <w:lvlText w:val=""/>
+      <w:lvlJc w:val="left"/>
+      <w:pPr>
+        <w:tabs>
+          <w:tab w:val="num" w:pos="5760"/>
+        </w:tabs>
+        <w:ind w:left="5760" w:hanging="360"/>
+      </w:pPr>
+      <w:rPr>
+        <w:rFonts w:ascii="Wingdings" w:hAnsi="Wingdings" w:hint="default"/>
+        <w:sz w:val="20"/>
+      </w:rPr>
+    </w:lvl>
+    <w:lvl w:ilvl="8" w:tentative="1">
+      <w:start w:val="1"/>
+      <w:numFmt w:val="bullet"/>
+      <w:lvlText w:val=""/>
+      <w:lvlJc w:val="left"/>
+      <w:pPr>
+        <w:tabs>
+          <w:tab w:val="num" w:pos="6480"/>
+        </w:tabs>
+        <w:ind w:left="6480" w:hanging="360"/>
+      </w:pPr>
+      <w:rPr>
+        <w:rFonts w:ascii="Wingdings" w:hAnsi="Wingdings" w:hint="default"/>
+        <w:sz w:val="20"/>
+      </w:rPr>
+    </w:lvl>
+  </w:abstractNum>
+  <w:abstractNum w:abstractNumId="5" w15:restartNumberingAfterBreak="0">
+    <w:nsid w:val="7191092D"/>
+    <w:multiLevelType w:val="multilevel"/>
+    <w:tmpl w:val="74A69176"/>
+    <w:lvl w:ilvl="0">
+      <w:start w:val="1"/>
+      <w:numFmt w:val="bullet"/>
+      <w:lvlText w:val=""/>
+      <w:lvlJc w:val="left"/>
+      <w:pPr>
+        <w:tabs>
+          <w:tab w:val="num" w:pos="720"/>
+        </w:tabs>
+        <w:ind w:left="720" w:hanging="360"/>
+      </w:pPr>
+      <w:rPr>
+        <w:rFonts w:ascii="Symbol" w:hAnsi="Symbol" w:hint="default"/>
+        <w:sz w:val="20"/>
+      </w:rPr>
+    </w:lvl>
+    <w:lvl w:ilvl="1" w:tentative="1">
+      <w:start w:val="1"/>
+      <w:numFmt w:val="bullet"/>
+      <w:lvlText w:val="o"/>
+      <w:lvlJc w:val="left"/>
+      <w:pPr>
+        <w:tabs>
+          <w:tab w:val="num" w:pos="1440"/>
+        </w:tabs>
+        <w:ind w:left="1440" w:hanging="360"/>
+      </w:pPr>
+      <w:rPr>
+        <w:rFonts w:ascii="Courier New" w:hAnsi="Courier New" w:hint="default"/>
+        <w:sz w:val="20"/>
+      </w:rPr>
+    </w:lvl>
+    <w:lvl w:ilvl="2" w:tentative="1">
+      <w:start w:val="1"/>
+      <w:numFmt w:val="bullet"/>
+      <w:lvlText w:val=""/>
+      <w:lvlJc w:val="left"/>
+      <w:pPr>
+        <w:tabs>
+          <w:tab w:val="num" w:pos="2160"/>
+        </w:tabs>
+        <w:ind w:left="2160" w:hanging="360"/>
+      </w:pPr>
+      <w:rPr>
+        <w:rFonts w:ascii="Wingdings" w:hAnsi="Wingdings" w:hint="default"/>
+        <w:sz w:val="20"/>
+      </w:rPr>
+    </w:lvl>
+    <w:lvl w:ilvl="3" w:tentative="1">
+      <w:start w:val="1"/>
+      <w:numFmt w:val="bullet"/>
+      <w:lvlText w:val=""/>
+      <w:lvlJc w:val="left"/>
+      <w:pPr>
+        <w:tabs>
+          <w:tab w:val="num" w:pos="2880"/>
+        </w:tabs>
+        <w:ind w:left="2880" w:hanging="360"/>
+      </w:pPr>
+      <w:rPr>
+        <w:rFonts w:ascii="Wingdings" w:hAnsi="Wingdings" w:hint="default"/>
+        <w:sz w:val="20"/>
+      </w:rPr>
+    </w:lvl>
+    <w:lvl w:ilvl="4" w:tentative="1">
+      <w:start w:val="1"/>
+      <w:numFmt w:val="bullet"/>
+      <w:lvlText w:val=""/>
+      <w:lvlJc w:val="left"/>
+      <w:pPr>
+        <w:tabs>
+          <w:tab w:val="num" w:pos="3600"/>
+        </w:tabs>
+        <w:ind w:left="3600" w:hanging="360"/>
+      </w:pPr>
+      <w:rPr>
+        <w:rFonts w:ascii="Wingdings" w:hAnsi="Wingdings" w:hint="default"/>
+        <w:sz w:val="20"/>
+      </w:rPr>
+    </w:lvl>
+    <w:lvl w:ilvl="5" w:tentative="1">
+      <w:start w:val="1"/>
+      <w:numFmt w:val="bullet"/>
+      <w:lvlText w:val=""/>
+      <w:lvlJc w:val="left"/>
+      <w:pPr>
+        <w:tabs>
+          <w:tab w:val="num" w:pos="4320"/>
+        </w:tabs>
+        <w:ind w:left="4320" w:hanging="360"/>
+      </w:pPr>
+      <w:rPr>
+        <w:rFonts w:ascii="Wingdings" w:hAnsi="Wingdings" w:hint="default"/>
+        <w:sz w:val="20"/>
+      </w:rPr>
+    </w:lvl>
+    <w:lvl w:ilvl="6" w:tentative="1">
+      <w:start w:val="1"/>
+      <w:numFmt w:val="bullet"/>
+      <w:lvlText w:val=""/>
+      <w:lvlJc w:val="left"/>
+      <w:pPr>
+        <w:tabs>
+          <w:tab w:val="num" w:pos="5040"/>
+        </w:tabs>
+        <w:ind w:left="5040" w:hanging="360"/>
+      </w:pPr>
+      <w:rPr>
+        <w:rFonts w:ascii="Wingdings" w:hAnsi="Wingdings" w:hint="default"/>
+        <w:sz w:val="20"/>
+      </w:rPr>
+    </w:lvl>
+    <w:lvl w:ilvl="7" w:tentative="1">
+      <w:start w:val="1"/>
+      <w:numFmt w:val="bullet"/>
+      <w:lvlText w:val=""/>
+      <w:lvlJc w:val="left"/>
+      <w:pPr>
+        <w:tabs>
+          <w:tab w:val="num" w:pos="5760"/>
+        </w:tabs>
+        <w:ind w:left="5760" w:hanging="360"/>
+      </w:pPr>
+      <w:rPr>
+        <w:rFonts w:ascii="Wingdings" w:hAnsi="Wingdings" w:hint="default"/>
+        <w:sz w:val="20"/>
+      </w:rPr>
+    </w:lvl>
+    <w:lvl w:ilvl="8" w:tentative="1">
+      <w:start w:val="1"/>
+      <w:numFmt w:val="bullet"/>
+      <w:lvlText w:val=""/>
+      <w:lvlJc w:val="left"/>
+      <w:pPr>
+        <w:tabs>
+          <w:tab w:val="num" w:pos="6480"/>
+        </w:tabs>
+        <w:ind w:left="6480" w:hanging="360"/>
+      </w:pPr>
+      <w:rPr>
+        <w:rFonts w:ascii="Wingdings" w:hAnsi="Wingdings" w:hint="default"/>
+        <w:sz w:val="20"/>
+      </w:rPr>
+    </w:lvl>
+  </w:abstractNum>
+  <w:abstractNum w:abstractNumId="6" w15:restartNumberingAfterBreak="0">
+    <w:nsid w:val="72311F3D"/>
+    <w:multiLevelType w:val="multilevel"/>
+    <w:tmpl w:val="3DD8FE3C"/>
+    <w:lvl w:ilvl="0">
+      <w:start w:val="1"/>
+      <w:numFmt w:val="bullet"/>
+      <w:lvlText w:val=""/>
+      <w:lvlJc w:val="left"/>
+      <w:pPr>
+        <w:tabs>
+          <w:tab w:val="num" w:pos="720"/>
+        </w:tabs>
+        <w:ind w:left="720" w:hanging="360"/>
+      </w:pPr>
+      <w:rPr>
+        <w:rFonts w:ascii="Symbol" w:hAnsi="Symbol" w:hint="default"/>
+        <w:sz w:val="20"/>
+      </w:rPr>
+    </w:lvl>
+    <w:lvl w:ilvl="1" w:tentative="1">
+      <w:start w:val="1"/>
+      <w:numFmt w:val="bullet"/>
+      <w:lvlText w:val="o"/>
+      <w:lvlJc w:val="left"/>
+      <w:pPr>
+        <w:tabs>
+          <w:tab w:val="num" w:pos="1440"/>
+        </w:tabs>
+        <w:ind w:left="1440" w:hanging="360"/>
+      </w:pPr>
+      <w:rPr>
+        <w:rFonts w:ascii="Courier New" w:hAnsi="Courier New" w:hint="default"/>
+        <w:sz w:val="20"/>
+      </w:rPr>
+    </w:lvl>
+    <w:lvl w:ilvl="2" w:tentative="1">
+      <w:start w:val="1"/>
+      <w:numFmt w:val="bullet"/>
+      <w:lvlText w:val=""/>
+      <w:lvlJc w:val="left"/>
+      <w:pPr>
+        <w:tabs>
+          <w:tab w:val="num" w:pos="2160"/>
+        </w:tabs>
+        <w:ind w:left="2160" w:hanging="360"/>
+      </w:pPr>
+      <w:rPr>
+        <w:rFonts w:ascii="Wingdings" w:hAnsi="Wingdings" w:hint="default"/>
+        <w:sz w:val="20"/>
+      </w:rPr>
+    </w:lvl>
+    <w:lvl w:ilvl="3" w:tentative="1">
+      <w:start w:val="1"/>
+      <w:numFmt w:val="bullet"/>
+      <w:lvlText w:val=""/>
+      <w:lvlJc w:val="left"/>
+      <w:pPr>
+        <w:tabs>
+          <w:tab w:val="num" w:pos="2880"/>
+        </w:tabs>
+        <w:ind w:left="2880" w:hanging="360"/>
+      </w:pPr>
+      <w:rPr>
+        <w:rFonts w:ascii="Wingdings" w:hAnsi="Wingdings" w:hint="default"/>
+        <w:sz w:val="20"/>
+      </w:rPr>
+    </w:lvl>
+    <w:lvl w:ilvl="4" w:tentative="1">
+      <w:start w:val="1"/>
+      <w:numFmt w:val="bullet"/>
+      <w:lvlText w:val=""/>
+      <w:lvlJc w:val="left"/>
+      <w:pPr>
+        <w:tabs>
+          <w:tab w:val="num" w:pos="3600"/>
+        </w:tabs>
+        <w:ind w:left="3600" w:hanging="360"/>
+      </w:pPr>
+      <w:rPr>
+        <w:rFonts w:ascii="Wingdings" w:hAnsi="Wingdings" w:hint="default"/>
+        <w:sz w:val="20"/>
+      </w:rPr>
+    </w:lvl>
+    <w:lvl w:ilvl="5" w:tentative="1">
+      <w:start w:val="1"/>
+      <w:numFmt w:val="bullet"/>
+      <w:lvlText w:val=""/>
+      <w:lvlJc w:val="left"/>
+      <w:pPr>
+        <w:tabs>
+          <w:tab w:val="num" w:pos="4320"/>
+        </w:tabs>
+        <w:ind w:left="4320" w:hanging="360"/>
+      </w:pPr>
+      <w:rPr>
+        <w:rFonts w:ascii="Wingdings" w:hAnsi="Wingdings" w:hint="default"/>
+        <w:sz w:val="20"/>
+      </w:rPr>
+    </w:lvl>
+    <w:lvl w:ilvl="6" w:tentative="1">
+      <w:start w:val="1"/>
+      <w:numFmt w:val="bullet"/>
+      <w:lvlText w:val=""/>
+      <w:lvlJc w:val="left"/>
+      <w:pPr>
+        <w:tabs>
+          <w:tab w:val="num" w:pos="5040"/>
+        </w:tabs>
+        <w:ind w:left="5040" w:hanging="360"/>
+      </w:pPr>
+      <w:rPr>
+        <w:rFonts w:ascii="Wingdings" w:hAnsi="Wingdings" w:hint="default"/>
+        <w:sz w:val="20"/>
+      </w:rPr>
+    </w:lvl>
+    <w:lvl w:ilvl="7" w:tentative="1">
+      <w:start w:val="1"/>
+      <w:numFmt w:val="bullet"/>
+      <w:lvlText w:val=""/>
+      <w:lvlJc w:val="left"/>
+      <w:pPr>
+        <w:tabs>
+          <w:tab w:val="num" w:pos="5760"/>
+        </w:tabs>
+        <w:ind w:left="5760" w:hanging="360"/>
+      </w:pPr>
+      <w:rPr>
+        <w:rFonts w:ascii="Wingdings" w:hAnsi="Wingdings" w:hint="default"/>
+        <w:sz w:val="20"/>
+      </w:rPr>
+    </w:lvl>
+    <w:lvl w:ilvl="8" w:tentative="1">
+      <w:start w:val="1"/>
+      <w:numFmt w:val="bullet"/>
+      <w:lvlText w:val=""/>
+      <w:lvlJc w:val="left"/>
+      <w:pPr>
+        <w:tabs>
+          <w:tab w:val="num" w:pos="6480"/>
+        </w:tabs>
+        <w:ind w:left="6480" w:hanging="360"/>
+      </w:pPr>
+      <w:rPr>
+        <w:rFonts w:ascii="Wingdings" w:hAnsi="Wingdings" w:hint="default"/>
+        <w:sz w:val="20"/>
+      </w:rPr>
+    </w:lvl>
+  </w:abstractNum>
+  <w:num w:numId="1" w16cid:durableId="787359642">
+    <w:abstractNumId w:val="4"/>
+  </w:num>
+  <w:num w:numId="2" w16cid:durableId="60836030">
+    <w:abstractNumId w:val="6"/>
+  </w:num>
+  <w:num w:numId="3" w16cid:durableId="1716080489">
+    <w:abstractNumId w:val="5"/>
+  </w:num>
+  <w:num w:numId="4" w16cid:durableId="1065103306">
+    <w:abstractNumId w:val="2"/>
+  </w:num>
+  <w:num w:numId="5" w16cid:durableId="1566866841">
+    <w:abstractNumId w:val="0"/>
+  </w:num>
+  <w:num w:numId="6" w16cid:durableId="1561598588">
+    <w:abstractNumId w:val="1"/>
+  </w:num>
+  <w:num w:numId="7" w16cid:durableId="1315253095">
+    <w:abstractNumId w:val="3"/>
+  </w:num>
+</w:numbering>
 </file>
 
 <file path=word/styles.xml><?xml version="1.0" encoding="utf-8"?>
@@ -875,6 +2526,7 @@
   <w:style w:type="character" w:default="1" w:styleId="a0">
     <w:name w:val="Default Paragraph Font"/>
     <w:uiPriority w:val="1"/>
+    <w:semiHidden/>
     <w:unhideWhenUsed/>
   </w:style>
   <w:style w:type="table" w:default="1" w:styleId="a1">
